--- a/notes/mixed-frequency-nowcasting/index.docx
+++ b/notes/mixed-frequency-nowcasting/index.docx
@@ -745,13 +745,13 @@
       </w:r>
     </w:p>
     <w:bookmarkEnd w:id="24"/>
-    <w:bookmarkStart w:id="25" w:name="limits-and-next-steps"/>
+    <w:bookmarkStart w:id="25" w:name="scope-and-next-steps"/>
     <w:p>
       <w:pPr>
         <w:pStyle w:val="Heading2"/>
       </w:pPr>
       <w:r>
-        <w:t xml:space="preserve">Limits and next steps</w:t>
+        <w:t xml:space="preserve">Scope and next steps</w:t>
       </w:r>
     </w:p>
     <w:p>
@@ -759,7 +759,7 @@
         <w:pStyle w:val="FirstParagraph"/>
       </w:pPr>
       <w:r>
-        <w:t xml:space="preserve">The honest status is a working prototype. It has not been evaluated out of sample on real data, so it makes no claim about forecast accuracy or about whether the shock module adds value in practice. The module was trained and exercised on simulated data only. The model is linear in its core and has a single latent-factor flavour, with no treatment of data revisions or of publication-date calendars.</w:t>
+        <w:t xml:space="preserve">The current status is a working prototype. It has not been evaluated out of sample on real data, so it makes no claim about forecast accuracy or about whether the shock module adds value in practice. The module was trained and exercised on simulated data only. The model is linear in its core and has a single latent-factor flavour, with no treatment of data revisions or of publication-date calendars.</w:t>
       </w:r>
     </w:p>
     <w:p>
@@ -809,7 +809,7 @@
         <w:t xml:space="preserve"> </w:t>
       </w:r>
       <w:r>
-        <w:t xml:space="preserve">are generated from simulated data built to share the structure of the analysis (its variables, horizons and frequencies). They show how the method works and what its output looks like; they are not the project’s results. Results stated in the text are the project’s own. Methods are described at the level of a methods section. Code and data pipelines are not reproduced here.</w:t>
+        <w:t xml:space="preserve">are generated from simulated data built to share the structure of the analysis (its variables, horizons and frequencies). They show how each method works and what its output looks like. Results stated in the text, and figures that give a source, are the project’s own. Methods are described at the level of a methods section. Code and data pipelines are not reproduced here.</w:t>
       </w:r>
     </w:p>
     <w:bookmarkEnd w:id="26"/>

--- a/notes/mixed-frequency-nowcasting/index.docx
+++ b/notes/mixed-frequency-nowcasting/index.docx
@@ -759,7 +759,7 @@
         <w:pStyle w:val="FirstParagraph"/>
       </w:pPr>
       <w:r>
-        <w:t xml:space="preserve">The current status is a working prototype. It has not been evaluated out of sample on real data, so it makes no claim about forecast accuracy or about whether the shock module adds value in practice. The module was trained and exercised on simulated data only. The model is linear in its core and has a single latent-factor flavour, with no treatment of data revisions or of publication-date calendars.</w:t>
+        <w:t xml:space="preserve">The prototype is built to nowcast quarterly activity from monthly indicators as they are published, keeping the timing of each release, with a shock module that adjusts after sudden events while keeping each prediction bounded. It is developed on simulated data, where the true path is known.</w:t>
       </w:r>
     </w:p>
     <w:p>
@@ -767,7 +767,15 @@
         <w:pStyle w:val="BodyText"/>
       </w:pPr>
       <w:r>
-        <w:t xml:space="preserve">Three steps would turn it into evidence. First, assemble a real-time vintage dataset for one economy and run a pseudo-real-time test by information vintage against a simple benchmark. Second, train the shock module on genuine event features and report its cross-validated error, then test whether it improves the nowcast. Third, add a revision model so that early releases are treated as noisy measurements of later ones.</w:t>
+        <w:t xml:space="preserve">The natural extensions are three. First, a real-time vintage dataset for one economy and a pseudo-real-time test, by information vintage, against a simple benchmark. Second, training the shock module on genuine event features and reporting its cross-validated contribution to the nowcast. Third, a revision model that treats early releases as noisy measurements of later ones, together with publication-date calendars.</w:t>
+      </w:r>
+    </w:p>
+    <w:p>
+      <w:pPr>
+        <w:pStyle w:val="BodyText"/>
+      </w:pPr>
+      <w:r>
+        <w:t xml:space="preserve">The design can be discussed on request.</w:t>
       </w:r>
     </w:p>
     <w:bookmarkEnd w:id="25"/>
